--- a/business/marketing/ETABLIX-facebook-carousel-prompts.docx
+++ b/business/marketing/ETABLIX-facebook-carousel-prompts.docx
@@ -2647,6 +2647,1452 @@
           <w:szCs w:val="20"/>
         </w:rPr>
         <w:t xml:space="preserve"> rather than the homepage, and a small cold spend to fill the retargeting pool before the real spend goes against it. Without the pixel the carousel is a brand exercise.</w:t>
+      </w:r>
+    </w:p>
+    <w:p>
+      <w:pPr>
+        <w:pStyle w:val="Heading1"/>
+        <w:keepNext/>
+        <w:pBdr>
+          <w:bottom w:val="single" w:color="9C7A3C" w:sz="8" w:space="6"/>
+        </w:pBdr>
+        <w:spacing w:after="150" w:before="380"/>
+      </w:pPr>
+      <w:r>
+        <w:rPr>
+          <w:rFonts w:ascii="Arial" w:cs="Arial" w:eastAsia="Arial" w:hAnsi="Arial"/>
+          <w:b/>
+          <w:bCs/>
+          <w:color w:val="14181D"/>
+          <w:sz w:val="26"/>
+          <w:szCs w:val="26"/>
+        </w:rPr>
+        <w:t xml:space="preserve">The finished copy — client carousel</w:t>
+      </w:r>
+    </w:p>
+    <w:p>
+      <w:pPr>
+        <w:spacing w:after="90" w:before="90" w:line="280"/>
+      </w:pPr>
+      <w:r>
+        <w:rPr>
+          <w:rFonts w:ascii="Arial" w:cs="Arial" w:eastAsia="Arial" w:hAnsi="Arial"/>
+          <w:color w:val="14181D"/>
+          <w:sz w:val="20"/>
+          <w:szCs w:val="20"/>
+        </w:rPr>
+        <w:t xml:space="preserve">Everything below is the live wording. Paste it into Meta Ads Manager as it is.</w:t>
+      </w:r>
+    </w:p>
+    <w:p>
+      <w:pPr>
+        <w:pStyle w:val="Heading1"/>
+        <w:keepNext/>
+        <w:pBdr>
+          <w:bottom w:val="single" w:color="9C7A3C" w:sz="8" w:space="6"/>
+        </w:pBdr>
+        <w:spacing w:after="150" w:before="380"/>
+      </w:pPr>
+      <w:r>
+        <w:rPr>
+          <w:rFonts w:ascii="Arial" w:cs="Arial" w:eastAsia="Arial" w:hAnsi="Arial"/>
+          <w:b/>
+          <w:bCs/>
+          <w:color w:val="14181D"/>
+          <w:sz w:val="26"/>
+          <w:szCs w:val="26"/>
+        </w:rPr>
+        <w:t xml:space="preserve">Primary text (the paragraph above the cards)</w:t>
+      </w:r>
+    </w:p>
+    <w:p>
+      <w:pPr>
+        <w:pBdr>
+          <w:left w:val="single" w:color="9C7A3C" w:sz="18" w:space="10"/>
+        </w:pBdr>
+        <w:shd w:fill="EFE6D2" w:color="auto" w:val="clear"/>
+        <w:spacing w:after="150" w:before="150" w:line="280"/>
+        <w:ind w:left="170" w:right="170"/>
+      </w:pPr>
+      <w:r>
+        <w:rPr>
+          <w:rFonts w:ascii="Arial" w:cs="Arial" w:eastAsia="Arial" w:hAnsi="Arial"/>
+          <w:color w:val="14181D"/>
+          <w:sz w:val="19"/>
+          <w:szCs w:val="19"/>
+        </w:rPr>
+        <w:t xml:space="preserve">Site establishment is the part of the programme nobody prices properly. Welfare, accommodation, temporary power, security, waste, reinstatement — decided in a fortnight, then paid for over three years. ETABLIX writes it down before the fence goes up: packages, quantities, interfaces, who carries what. Fixed scope, fixed fee. You finish with a report you can put in front of a client, a board or a funder.</w:t>
+      </w:r>
+    </w:p>
+    <w:p>
+      <w:pPr>
+        <w:spacing w:after="90" w:before="90" w:line="280"/>
+      </w:pPr>
+      <w:r>
+        <w:rPr>
+          <w:rFonts w:ascii="Arial" w:cs="Arial" w:eastAsia="Arial" w:hAnsi="Arial"/>
+          <w:i/>
+          <w:iCs/>
+          <w:color w:val="14181D"/>
+          <w:sz w:val="20"/>
+          <w:szCs w:val="20"/>
+        </w:rPr>
+        <w:t xml:space="preserve">68 words.</w:t>
+      </w:r>
+    </w:p>
+    <w:p>
+      <w:pPr>
+        <w:pStyle w:val="Heading2"/>
+        <w:keepNext/>
+        <w:spacing w:after="110" w:before="260"/>
+      </w:pPr>
+      <w:r>
+        <w:rPr>
+          <w:rFonts w:ascii="Arial" w:cs="Arial" w:eastAsia="Arial" w:hAnsi="Arial"/>
+          <w:b/>
+          <w:bCs/>
+          <w:color w:val="9C7A3C"/>
+          <w:sz w:val="21"/>
+          <w:szCs w:val="21"/>
+        </w:rPr>
+        <w:t xml:space="preserve">Two alternates to test against it</w:t>
+      </w:r>
+    </w:p>
+    <w:p>
+      <w:pPr>
+        <w:pBdr>
+          <w:left w:val="single" w:color="9C7A3C" w:sz="18" w:space="10"/>
+        </w:pBdr>
+        <w:shd w:fill="EFE6D2" w:color="auto" w:val="clear"/>
+        <w:spacing w:after="150" w:before="150" w:line="280"/>
+        <w:ind w:left="170" w:right="170"/>
+      </w:pPr>
+      <w:r>
+        <w:rPr>
+          <w:rFonts w:ascii="Arial" w:cs="Arial" w:eastAsia="Arial" w:hAnsi="Arial"/>
+          <w:color w:val="14181D"/>
+          <w:sz w:val="19"/>
+          <w:szCs w:val="19"/>
+        </w:rPr>
+        <w:t xml:space="preserve">The programme gets priced. The compound gets guessed at. Welfare, cabins, power, security, waste, catering, reinstatement — three years of running cost settled in the fortnight before anybody is watching. ETABLIX puts a number and an owner against every line of it, in writing, before mobilisation. Fixed scope, fixed fee.</w:t>
+      </w:r>
+    </w:p>
+    <w:p>
+      <w:pPr>
+        <w:pBdr>
+          <w:left w:val="single" w:color="9C7A3C" w:sz="18" w:space="10"/>
+        </w:pBdr>
+        <w:shd w:fill="EFE6D2" w:color="auto" w:val="clear"/>
+        <w:spacing w:after="150" w:before="150" w:line="280"/>
+        <w:ind w:left="170" w:right="170"/>
+      </w:pPr>
+      <w:r>
+        <w:rPr>
+          <w:rFonts w:ascii="Arial" w:cs="Arial" w:eastAsia="Arial" w:hAnsi="Arial"/>
+          <w:color w:val="14181D"/>
+          <w:sz w:val="19"/>
+          <w:szCs w:val="19"/>
+        </w:rPr>
+        <w:t xml:space="preserve">By the time the compound is wrong, it is built. Welfare in the wrong place, power undersized, no reinstatement obligation written down, and a monthly bill nobody set. ETABLIX takes the site establishment apart on paper first — packages, quantities, interfaces, accountability — and hands you the written result. Fixed scope, fixed fee.</w:t>
+      </w:r>
+    </w:p>
+    <w:p>
+      <w:pPr>
+        <w:pStyle w:val="Heading1"/>
+        <w:keepNext/>
+        <w:pBdr>
+          <w:bottom w:val="single" w:color="9C7A3C" w:sz="8" w:space="6"/>
+        </w:pBdr>
+        <w:spacing w:after="150" w:before="380"/>
+      </w:pPr>
+      <w:r>
+        <w:rPr>
+          <w:rFonts w:ascii="Arial" w:cs="Arial" w:eastAsia="Arial" w:hAnsi="Arial"/>
+          <w:b/>
+          <w:bCs/>
+          <w:color w:val="14181D"/>
+          <w:sz w:val="26"/>
+          <w:szCs w:val="26"/>
+        </w:rPr>
+        <w:t xml:space="preserve">The five cards</w:t>
+      </w:r>
+    </w:p>
+    <w:tbl>
+      <w:tblPr>
+        <w:tblW w:type="dxa" w:w="8300"/>
+        <w:tblBorders>
+          <w:top w:val="single" w:color="auto" w:sz="4"/>
+          <w:left w:val="single" w:color="auto" w:sz="4"/>
+          <w:bottom w:val="single" w:color="auto" w:sz="4"/>
+          <w:right w:val="single" w:color="auto" w:sz="4"/>
+          <w:insideH w:val="single" w:color="auto" w:sz="4"/>
+          <w:insideV w:val="single" w:color="auto" w:sz="4"/>
+        </w:tblBorders>
+      </w:tblPr>
+      <w:tblGrid>
+        <w:gridCol w:w="553"/>
+        <w:gridCol w:w="2192"/>
+        <w:gridCol w:w="2506"/>
+        <w:gridCol w:w="1253"/>
+        <w:gridCol w:w="1796"/>
+      </w:tblGrid>
+      <w:tr>
+        <w:trPr>
+          <w:tblHeader/>
+        </w:trPr>
+        <w:tc>
+          <w:tcPr>
+            <w:tcW w:type="dxa" w:w="553"/>
+            <w:shd w:fill="14181D" w:color="auto" w:val="clear"/>
+            <w:tcMar>
+              <w:top w:type="dxa" w:w="70"/>
+              <w:left w:type="dxa" w:w="110"/>
+              <w:bottom w:type="dxa" w:w="70"/>
+              <w:right w:type="dxa" w:w="110"/>
+            </w:tcMar>
+          </w:tcPr>
+          <w:p>
+            <w:pPr>
+              <w:spacing w:after="0" w:before="0" w:line="250"/>
+            </w:pPr>
+            <w:r>
+              <w:rPr>
+                <w:rFonts w:ascii="Arial" w:cs="Arial" w:eastAsia="Arial" w:hAnsi="Arial"/>
+                <w:b/>
+                <w:bCs/>
+                <w:color w:val="FFFFFF"/>
+                <w:sz w:val="15"/>
+                <w:szCs w:val="15"/>
+              </w:rPr>
+              <w:t xml:space="preserve">#</w:t>
+            </w:r>
+          </w:p>
+        </w:tc>
+        <w:tc>
+          <w:tcPr>
+            <w:tcW w:type="dxa" w:w="2192"/>
+            <w:shd w:fill="14181D" w:color="auto" w:val="clear"/>
+            <w:tcMar>
+              <w:top w:type="dxa" w:w="70"/>
+              <w:left w:type="dxa" w:w="110"/>
+              <w:bottom w:type="dxa" w:w="70"/>
+              <w:right w:type="dxa" w:w="110"/>
+            </w:tcMar>
+          </w:tcPr>
+          <w:p>
+            <w:pPr>
+              <w:spacing w:after="0" w:before="0" w:line="250"/>
+            </w:pPr>
+            <w:r>
+              <w:rPr>
+                <w:rFonts w:ascii="Arial" w:cs="Arial" w:eastAsia="Arial" w:hAnsi="Arial"/>
+                <w:b/>
+                <w:bCs/>
+                <w:color w:val="FFFFFF"/>
+                <w:sz w:val="15"/>
+                <w:szCs w:val="15"/>
+              </w:rPr>
+              <w:t xml:space="preserve">On the image</w:t>
+            </w:r>
+          </w:p>
+        </w:tc>
+        <w:tc>
+          <w:tcPr>
+            <w:tcW w:type="dxa" w:w="2506"/>
+            <w:shd w:fill="14181D" w:color="auto" w:val="clear"/>
+            <w:tcMar>
+              <w:top w:type="dxa" w:w="70"/>
+              <w:left w:type="dxa" w:w="110"/>
+              <w:bottom w:type="dxa" w:w="70"/>
+              <w:right w:type="dxa" w:w="110"/>
+            </w:tcMar>
+          </w:tcPr>
+          <w:p>
+            <w:pPr>
+              <w:spacing w:after="0" w:before="0" w:line="250"/>
+            </w:pPr>
+            <w:r>
+              <w:rPr>
+                <w:rFonts w:ascii="Arial" w:cs="Arial" w:eastAsia="Arial" w:hAnsi="Arial"/>
+                <w:b/>
+                <w:bCs/>
+                <w:color w:val="FFFFFF"/>
+                <w:sz w:val="15"/>
+                <w:szCs w:val="15"/>
+              </w:rPr>
+              <w:t xml:space="preserve">Headline</w:t>
+            </w:r>
+          </w:p>
+        </w:tc>
+        <w:tc>
+          <w:tcPr>
+            <w:tcW w:type="dxa" w:w="1253"/>
+            <w:shd w:fill="14181D" w:color="auto" w:val="clear"/>
+            <w:tcMar>
+              <w:top w:type="dxa" w:w="70"/>
+              <w:left w:type="dxa" w:w="110"/>
+              <w:bottom w:type="dxa" w:w="70"/>
+              <w:right w:type="dxa" w:w="110"/>
+            </w:tcMar>
+          </w:tcPr>
+          <w:p>
+            <w:pPr>
+              <w:spacing w:after="0" w:before="0" w:line="250"/>
+            </w:pPr>
+            <w:r>
+              <w:rPr>
+                <w:rFonts w:ascii="Arial" w:cs="Arial" w:eastAsia="Arial" w:hAnsi="Arial"/>
+                <w:b/>
+                <w:bCs/>
+                <w:color w:val="FFFFFF"/>
+                <w:sz w:val="15"/>
+                <w:szCs w:val="15"/>
+              </w:rPr>
+              <w:t xml:space="preserve">Description</w:t>
+            </w:r>
+          </w:p>
+        </w:tc>
+        <w:tc>
+          <w:tcPr>
+            <w:tcW w:type="dxa" w:w="1796"/>
+            <w:shd w:fill="14181D" w:color="auto" w:val="clear"/>
+            <w:tcMar>
+              <w:top w:type="dxa" w:w="70"/>
+              <w:left w:type="dxa" w:w="110"/>
+              <w:bottom w:type="dxa" w:w="70"/>
+              <w:right w:type="dxa" w:w="110"/>
+            </w:tcMar>
+          </w:tcPr>
+          <w:p>
+            <w:pPr>
+              <w:spacing w:after="0" w:before="0" w:line="250"/>
+            </w:pPr>
+            <w:r>
+              <w:rPr>
+                <w:rFonts w:ascii="Arial" w:cs="Arial" w:eastAsia="Arial" w:hAnsi="Arial"/>
+                <w:b/>
+                <w:bCs/>
+                <w:color w:val="FFFFFF"/>
+                <w:sz w:val="15"/>
+                <w:szCs w:val="15"/>
+              </w:rPr>
+              <w:t xml:space="preserve">Link</w:t>
+            </w:r>
+          </w:p>
+        </w:tc>
+      </w:tr>
+      <w:tr>
+        <w:tc>
+          <w:tcPr>
+            <w:tcW w:type="dxa" w:w="553"/>
+            <w:tcMar>
+              <w:top w:type="dxa" w:w="70"/>
+              <w:left w:type="dxa" w:w="110"/>
+              <w:bottom w:type="dxa" w:w="70"/>
+              <w:right w:type="dxa" w:w="110"/>
+            </w:tcMar>
+          </w:tcPr>
+          <w:p>
+            <w:pPr>
+              <w:spacing w:after="0" w:before="0" w:line="250"/>
+            </w:pPr>
+            <w:r>
+              <w:rPr>
+                <w:rFonts w:ascii="Arial" w:cs="Arial" w:eastAsia="Arial" w:hAnsi="Arial"/>
+                <w:color w:val="14181D"/>
+                <w:sz w:val="16"/>
+                <w:szCs w:val="16"/>
+              </w:rPr>
+              <w:t xml:space="preserve">1</w:t>
+            </w:r>
+          </w:p>
+        </w:tc>
+        <w:tc>
+          <w:tcPr>
+            <w:tcW w:type="dxa" w:w="2192"/>
+            <w:tcMar>
+              <w:top w:type="dxa" w:w="70"/>
+              <w:left w:type="dxa" w:w="110"/>
+              <w:bottom w:type="dxa" w:w="70"/>
+              <w:right w:type="dxa" w:w="110"/>
+            </w:tcMar>
+          </w:tcPr>
+          <w:p>
+            <w:pPr>
+              <w:spacing w:after="0" w:before="0" w:line="250"/>
+            </w:pPr>
+            <w:r>
+              <w:rPr>
+                <w:rFonts w:ascii="Arial" w:cs="Arial" w:eastAsia="Arial" w:hAnsi="Arial"/>
+                <w:color w:val="14181D"/>
+                <w:sz w:val="16"/>
+                <w:szCs w:val="16"/>
+              </w:rPr>
+              <w:t xml:space="preserve">Before the fence, a number.</w:t>
+            </w:r>
+          </w:p>
+        </w:tc>
+        <w:tc>
+          <w:tcPr>
+            <w:tcW w:type="dxa" w:w="2506"/>
+            <w:tcMar>
+              <w:top w:type="dxa" w:w="70"/>
+              <w:left w:type="dxa" w:w="110"/>
+              <w:bottom w:type="dxa" w:w="70"/>
+              <w:right w:type="dxa" w:w="110"/>
+            </w:tcMar>
+          </w:tcPr>
+          <w:p>
+            <w:pPr>
+              <w:spacing w:after="0" w:before="0" w:line="250"/>
+            </w:pPr>
+            <w:r>
+              <w:rPr>
+                <w:rFonts w:ascii="Arial" w:cs="Arial" w:eastAsia="Arial" w:hAnsi="Arial"/>
+                <w:color w:val="14181D"/>
+                <w:sz w:val="16"/>
+                <w:szCs w:val="16"/>
+              </w:rPr>
+              <w:t xml:space="preserve">Count it before you build</w:t>
+            </w:r>
+          </w:p>
+        </w:tc>
+        <w:tc>
+          <w:tcPr>
+            <w:tcW w:type="dxa" w:w="1253"/>
+            <w:tcMar>
+              <w:top w:type="dxa" w:w="70"/>
+              <w:left w:type="dxa" w:w="110"/>
+              <w:bottom w:type="dxa" w:w="70"/>
+              <w:right w:type="dxa" w:w="110"/>
+            </w:tcMar>
+          </w:tcPr>
+          <w:p>
+            <w:pPr>
+              <w:spacing w:after="0" w:before="0" w:line="250"/>
+            </w:pPr>
+            <w:r>
+              <w:rPr>
+                <w:rFonts w:ascii="Arial" w:cs="Arial" w:eastAsia="Arial" w:hAnsi="Arial"/>
+                <w:color w:val="14181D"/>
+                <w:sz w:val="16"/>
+                <w:szCs w:val="16"/>
+              </w:rPr>
+              <w:t xml:space="preserve">Pre-mobilisation</w:t>
+            </w:r>
+          </w:p>
+        </w:tc>
+        <w:tc>
+          <w:tcPr>
+            <w:tcW w:type="dxa" w:w="1796"/>
+            <w:tcMar>
+              <w:top w:type="dxa" w:w="70"/>
+              <w:left w:type="dxa" w:w="110"/>
+              <w:bottom w:type="dxa" w:w="70"/>
+              <w:right w:type="dxa" w:w="110"/>
+            </w:tcMar>
+          </w:tcPr>
+          <w:p>
+            <w:pPr>
+              <w:spacing w:after="0" w:before="0" w:line="250"/>
+            </w:pPr>
+            <w:r>
+              <w:rPr>
+                <w:rFonts w:ascii="Arial" w:cs="Arial" w:eastAsia="Arial" w:hAnsi="Arial"/>
+                <w:color w:val="14181D"/>
+                <w:sz w:val="16"/>
+                <w:szCs w:val="16"/>
+              </w:rPr>
+              <w:t xml:space="preserve">—</w:t>
+            </w:r>
+          </w:p>
+        </w:tc>
+      </w:tr>
+      <w:tr>
+        <w:tc>
+          <w:tcPr>
+            <w:tcW w:type="dxa" w:w="553"/>
+            <w:shd w:fill="F2EFE7" w:color="auto" w:val="clear"/>
+            <w:tcMar>
+              <w:top w:type="dxa" w:w="70"/>
+              <w:left w:type="dxa" w:w="110"/>
+              <w:bottom w:type="dxa" w:w="70"/>
+              <w:right w:type="dxa" w:w="110"/>
+            </w:tcMar>
+          </w:tcPr>
+          <w:p>
+            <w:pPr>
+              <w:spacing w:after="0" w:before="0" w:line="250"/>
+            </w:pPr>
+            <w:r>
+              <w:rPr>
+                <w:rFonts w:ascii="Arial" w:cs="Arial" w:eastAsia="Arial" w:hAnsi="Arial"/>
+                <w:color w:val="14181D"/>
+                <w:sz w:val="16"/>
+                <w:szCs w:val="16"/>
+              </w:rPr>
+              <w:t xml:space="preserve">2</w:t>
+            </w:r>
+          </w:p>
+        </w:tc>
+        <w:tc>
+          <w:tcPr>
+            <w:tcW w:type="dxa" w:w="2192"/>
+            <w:shd w:fill="F2EFE7" w:color="auto" w:val="clear"/>
+            <w:tcMar>
+              <w:top w:type="dxa" w:w="70"/>
+              <w:left w:type="dxa" w:w="110"/>
+              <w:bottom w:type="dxa" w:w="70"/>
+              <w:right w:type="dxa" w:w="110"/>
+            </w:tcMar>
+          </w:tcPr>
+          <w:p>
+            <w:pPr>
+              <w:spacing w:after="0" w:before="0" w:line="250"/>
+            </w:pPr>
+            <w:r>
+              <w:rPr>
+                <w:rFonts w:ascii="Arial" w:cs="Arial" w:eastAsia="Arial" w:hAnsi="Arial"/>
+                <w:color w:val="14181D"/>
+                <w:sz w:val="16"/>
+                <w:szCs w:val="16"/>
+              </w:rPr>
+              <w:t xml:space="preserve">Week one. Nobody can start.</w:t>
+            </w:r>
+          </w:p>
+        </w:tc>
+        <w:tc>
+          <w:tcPr>
+            <w:tcW w:type="dxa" w:w="2506"/>
+            <w:shd w:fill="F2EFE7" w:color="auto" w:val="clear"/>
+            <w:tcMar>
+              <w:top w:type="dxa" w:w="70"/>
+              <w:left w:type="dxa" w:w="110"/>
+              <w:bottom w:type="dxa" w:w="70"/>
+              <w:right w:type="dxa" w:w="110"/>
+            </w:tcMar>
+          </w:tcPr>
+          <w:p>
+            <w:pPr>
+              <w:spacing w:after="0" w:before="0" w:line="250"/>
+            </w:pPr>
+            <w:r>
+              <w:rPr>
+                <w:rFonts w:ascii="Arial" w:cs="Arial" w:eastAsia="Arial" w:hAnsi="Arial"/>
+                <w:color w:val="14181D"/>
+                <w:sz w:val="16"/>
+                <w:szCs w:val="16"/>
+              </w:rPr>
+              <w:t xml:space="preserve">Welfare on site, unopened</w:t>
+            </w:r>
+          </w:p>
+        </w:tc>
+        <w:tc>
+          <w:tcPr>
+            <w:tcW w:type="dxa" w:w="1253"/>
+            <w:shd w:fill="F2EFE7" w:color="auto" w:val="clear"/>
+            <w:tcMar>
+              <w:top w:type="dxa" w:w="70"/>
+              <w:left w:type="dxa" w:w="110"/>
+              <w:bottom w:type="dxa" w:w="70"/>
+              <w:right w:type="dxa" w:w="110"/>
+            </w:tcMar>
+          </w:tcPr>
+          <w:p>
+            <w:pPr>
+              <w:spacing w:after="0" w:before="0" w:line="250"/>
+            </w:pPr>
+            <w:r>
+              <w:rPr>
+                <w:rFonts w:ascii="Arial" w:cs="Arial" w:eastAsia="Arial" w:hAnsi="Arial"/>
+                <w:color w:val="14181D"/>
+                <w:sz w:val="16"/>
+                <w:szCs w:val="16"/>
+              </w:rPr>
+              <w:t xml:space="preserve">Week one</w:t>
+            </w:r>
+          </w:p>
+        </w:tc>
+        <w:tc>
+          <w:tcPr>
+            <w:tcW w:type="dxa" w:w="1796"/>
+            <w:shd w:fill="F2EFE7" w:color="auto" w:val="clear"/>
+            <w:tcMar>
+              <w:top w:type="dxa" w:w="70"/>
+              <w:left w:type="dxa" w:w="110"/>
+              <w:bottom w:type="dxa" w:w="70"/>
+              <w:right w:type="dxa" w:w="110"/>
+            </w:tcMar>
+          </w:tcPr>
+          <w:p>
+            <w:pPr>
+              <w:spacing w:after="0" w:before="0" w:line="250"/>
+            </w:pPr>
+            <w:r>
+              <w:rPr>
+                <w:rFonts w:ascii="Arial" w:cs="Arial" w:eastAsia="Arial" w:hAnsi="Arial"/>
+                <w:color w:val="14181D"/>
+                <w:sz w:val="16"/>
+                <w:szCs w:val="16"/>
+              </w:rPr>
+              <w:t xml:space="preserve">—</w:t>
+            </w:r>
+          </w:p>
+        </w:tc>
+      </w:tr>
+      <w:tr>
+        <w:tc>
+          <w:tcPr>
+            <w:tcW w:type="dxa" w:w="553"/>
+            <w:tcMar>
+              <w:top w:type="dxa" w:w="70"/>
+              <w:left w:type="dxa" w:w="110"/>
+              <w:bottom w:type="dxa" w:w="70"/>
+              <w:right w:type="dxa" w:w="110"/>
+            </w:tcMar>
+          </w:tcPr>
+          <w:p>
+            <w:pPr>
+              <w:spacing w:after="0" w:before="0" w:line="250"/>
+            </w:pPr>
+            <w:r>
+              <w:rPr>
+                <w:rFonts w:ascii="Arial" w:cs="Arial" w:eastAsia="Arial" w:hAnsi="Arial"/>
+                <w:color w:val="14181D"/>
+                <w:sz w:val="16"/>
+                <w:szCs w:val="16"/>
+              </w:rPr>
+              <w:t xml:space="preserve">3</w:t>
+            </w:r>
+          </w:p>
+        </w:tc>
+        <w:tc>
+          <w:tcPr>
+            <w:tcW w:type="dxa" w:w="2192"/>
+            <w:tcMar>
+              <w:top w:type="dxa" w:w="70"/>
+              <w:left w:type="dxa" w:w="110"/>
+              <w:bottom w:type="dxa" w:w="70"/>
+              <w:right w:type="dxa" w:w="110"/>
+            </w:tcMar>
+          </w:tcPr>
+          <w:p>
+            <w:pPr>
+              <w:spacing w:after="0" w:before="0" w:line="250"/>
+            </w:pPr>
+            <w:r>
+              <w:rPr>
+                <w:rFonts w:ascii="Arial" w:cs="Arial" w:eastAsia="Arial" w:hAnsi="Arial"/>
+                <w:color w:val="14181D"/>
+                <w:sz w:val="16"/>
+                <w:szCs w:val="16"/>
+              </w:rPr>
+              <w:t xml:space="preserve">Every day. Nobody counts it.</w:t>
+            </w:r>
+          </w:p>
+        </w:tc>
+        <w:tc>
+          <w:tcPr>
+            <w:tcW w:type="dxa" w:w="2506"/>
+            <w:tcMar>
+              <w:top w:type="dxa" w:w="70"/>
+              <w:left w:type="dxa" w:w="110"/>
+              <w:bottom w:type="dxa" w:w="70"/>
+              <w:right w:type="dxa" w:w="110"/>
+            </w:tcMar>
+          </w:tcPr>
+          <w:p>
+            <w:pPr>
+              <w:spacing w:after="0" w:before="0" w:line="250"/>
+            </w:pPr>
+            <w:r>
+              <w:rPr>
+                <w:rFonts w:ascii="Arial" w:cs="Arial" w:eastAsia="Arial" w:hAnsi="Arial"/>
+                <w:color w:val="14181D"/>
+                <w:sz w:val="16"/>
+                <w:szCs w:val="16"/>
+              </w:rPr>
+              <w:t xml:space="preserve">The cost nobody tracks</w:t>
+            </w:r>
+          </w:p>
+        </w:tc>
+        <w:tc>
+          <w:tcPr>
+            <w:tcW w:type="dxa" w:w="1253"/>
+            <w:tcMar>
+              <w:top w:type="dxa" w:w="70"/>
+              <w:left w:type="dxa" w:w="110"/>
+              <w:bottom w:type="dxa" w:w="70"/>
+              <w:right w:type="dxa" w:w="110"/>
+            </w:tcMar>
+          </w:tcPr>
+          <w:p>
+            <w:pPr>
+              <w:spacing w:after="0" w:before="0" w:line="250"/>
+            </w:pPr>
+            <w:r>
+              <w:rPr>
+                <w:rFonts w:ascii="Arial" w:cs="Arial" w:eastAsia="Arial" w:hAnsi="Arial"/>
+                <w:color w:val="14181D"/>
+                <w:sz w:val="16"/>
+                <w:szCs w:val="16"/>
+              </w:rPr>
+              <w:t xml:space="preserve">Running costs</w:t>
+            </w:r>
+          </w:p>
+        </w:tc>
+        <w:tc>
+          <w:tcPr>
+            <w:tcW w:type="dxa" w:w="1796"/>
+            <w:tcMar>
+              <w:top w:type="dxa" w:w="70"/>
+              <w:left w:type="dxa" w:w="110"/>
+              <w:bottom w:type="dxa" w:w="70"/>
+              <w:right w:type="dxa" w:w="110"/>
+            </w:tcMar>
+          </w:tcPr>
+          <w:p>
+            <w:pPr>
+              <w:spacing w:after="0" w:before="0" w:line="250"/>
+            </w:pPr>
+            <w:r>
+              <w:rPr>
+                <w:rFonts w:ascii="Arial" w:cs="Arial" w:eastAsia="Arial" w:hAnsi="Arial"/>
+                <w:color w:val="14181D"/>
+                <w:sz w:val="16"/>
+                <w:szCs w:val="16"/>
+              </w:rPr>
+              <w:t xml:space="preserve">—</w:t>
+            </w:r>
+          </w:p>
+        </w:tc>
+      </w:tr>
+      <w:tr>
+        <w:tc>
+          <w:tcPr>
+            <w:tcW w:type="dxa" w:w="553"/>
+            <w:shd w:fill="F2EFE7" w:color="auto" w:val="clear"/>
+            <w:tcMar>
+              <w:top w:type="dxa" w:w="70"/>
+              <w:left w:type="dxa" w:w="110"/>
+              <w:bottom w:type="dxa" w:w="70"/>
+              <w:right w:type="dxa" w:w="110"/>
+            </w:tcMar>
+          </w:tcPr>
+          <w:p>
+            <w:pPr>
+              <w:spacing w:after="0" w:before="0" w:line="250"/>
+            </w:pPr>
+            <w:r>
+              <w:rPr>
+                <w:rFonts w:ascii="Arial" w:cs="Arial" w:eastAsia="Arial" w:hAnsi="Arial"/>
+                <w:color w:val="14181D"/>
+                <w:sz w:val="16"/>
+                <w:szCs w:val="16"/>
+              </w:rPr>
+              <w:t xml:space="preserve">4</w:t>
+            </w:r>
+          </w:p>
+        </w:tc>
+        <w:tc>
+          <w:tcPr>
+            <w:tcW w:type="dxa" w:w="2192"/>
+            <w:shd w:fill="F2EFE7" w:color="auto" w:val="clear"/>
+            <w:tcMar>
+              <w:top w:type="dxa" w:w="70"/>
+              <w:left w:type="dxa" w:w="110"/>
+              <w:bottom w:type="dxa" w:w="70"/>
+              <w:right w:type="dxa" w:w="110"/>
+            </w:tcMar>
+          </w:tcPr>
+          <w:p>
+            <w:pPr>
+              <w:spacing w:after="0" w:before="0" w:line="250"/>
+            </w:pPr>
+            <w:r>
+              <w:rPr>
+                <w:rFonts w:ascii="Arial" w:cs="Arial" w:eastAsia="Arial" w:hAnsi="Arial"/>
+                <w:color w:val="14181D"/>
+                <w:sz w:val="16"/>
+                <w:szCs w:val="16"/>
+              </w:rPr>
+              <w:t xml:space="preserve">Then you give it back.</w:t>
+            </w:r>
+          </w:p>
+        </w:tc>
+        <w:tc>
+          <w:tcPr>
+            <w:tcW w:type="dxa" w:w="2506"/>
+            <w:shd w:fill="F2EFE7" w:color="auto" w:val="clear"/>
+            <w:tcMar>
+              <w:top w:type="dxa" w:w="70"/>
+              <w:left w:type="dxa" w:w="110"/>
+              <w:bottom w:type="dxa" w:w="70"/>
+              <w:right w:type="dxa" w:w="110"/>
+            </w:tcMar>
+          </w:tcPr>
+          <w:p>
+            <w:pPr>
+              <w:spacing w:after="0" w:before="0" w:line="250"/>
+            </w:pPr>
+            <w:r>
+              <w:rPr>
+                <w:rFonts w:ascii="Arial" w:cs="Arial" w:eastAsia="Arial" w:hAnsi="Arial"/>
+                <w:color w:val="14181D"/>
+                <w:sz w:val="16"/>
+                <w:szCs w:val="16"/>
+              </w:rPr>
+              <w:t xml:space="preserve">Reinstatement is in the contract</w:t>
+            </w:r>
+          </w:p>
+        </w:tc>
+        <w:tc>
+          <w:tcPr>
+            <w:tcW w:type="dxa" w:w="1253"/>
+            <w:shd w:fill="F2EFE7" w:color="auto" w:val="clear"/>
+            <w:tcMar>
+              <w:top w:type="dxa" w:w="70"/>
+              <w:left w:type="dxa" w:w="110"/>
+              <w:bottom w:type="dxa" w:w="70"/>
+              <w:right w:type="dxa" w:w="110"/>
+            </w:tcMar>
+          </w:tcPr>
+          <w:p>
+            <w:pPr>
+              <w:spacing w:after="0" w:before="0" w:line="250"/>
+            </w:pPr>
+            <w:r>
+              <w:rPr>
+                <w:rFonts w:ascii="Arial" w:cs="Arial" w:eastAsia="Arial" w:hAnsi="Arial"/>
+                <w:color w:val="14181D"/>
+                <w:sz w:val="16"/>
+                <w:szCs w:val="16"/>
+              </w:rPr>
+              <w:t xml:space="preserve">Handback</w:t>
+            </w:r>
+          </w:p>
+        </w:tc>
+        <w:tc>
+          <w:tcPr>
+            <w:tcW w:type="dxa" w:w="1796"/>
+            <w:shd w:fill="F2EFE7" w:color="auto" w:val="clear"/>
+            <w:tcMar>
+              <w:top w:type="dxa" w:w="70"/>
+              <w:left w:type="dxa" w:w="110"/>
+              <w:bottom w:type="dxa" w:w="70"/>
+              <w:right w:type="dxa" w:w="110"/>
+            </w:tcMar>
+          </w:tcPr>
+          <w:p>
+            <w:pPr>
+              <w:spacing w:after="0" w:before="0" w:line="250"/>
+            </w:pPr>
+            <w:r>
+              <w:rPr>
+                <w:rFonts w:ascii="Arial" w:cs="Arial" w:eastAsia="Arial" w:hAnsi="Arial"/>
+                <w:color w:val="14181D"/>
+                <w:sz w:val="16"/>
+                <w:szCs w:val="16"/>
+              </w:rPr>
+              <w:t xml:space="preserve">—</w:t>
+            </w:r>
+          </w:p>
+        </w:tc>
+      </w:tr>
+      <w:tr>
+        <w:tc>
+          <w:tcPr>
+            <w:tcW w:type="dxa" w:w="553"/>
+            <w:tcMar>
+              <w:top w:type="dxa" w:w="70"/>
+              <w:left w:type="dxa" w:w="110"/>
+              <w:bottom w:type="dxa" w:w="70"/>
+              <w:right w:type="dxa" w:w="110"/>
+            </w:tcMar>
+          </w:tcPr>
+          <w:p>
+            <w:pPr>
+              <w:spacing w:after="0" w:before="0" w:line="250"/>
+            </w:pPr>
+            <w:r>
+              <w:rPr>
+                <w:rFonts w:ascii="Arial" w:cs="Arial" w:eastAsia="Arial" w:hAnsi="Arial"/>
+                <w:color w:val="14181D"/>
+                <w:sz w:val="16"/>
+                <w:szCs w:val="16"/>
+              </w:rPr>
+              <w:t xml:space="preserve">5</w:t>
+            </w:r>
+          </w:p>
+        </w:tc>
+        <w:tc>
+          <w:tcPr>
+            <w:tcW w:type="dxa" w:w="2192"/>
+            <w:tcMar>
+              <w:top w:type="dxa" w:w="70"/>
+              <w:left w:type="dxa" w:w="110"/>
+              <w:bottom w:type="dxa" w:w="70"/>
+              <w:right w:type="dxa" w:w="110"/>
+            </w:tcMar>
+          </w:tcPr>
+          <w:p>
+            <w:pPr>
+              <w:spacing w:after="0" w:before="0" w:line="250"/>
+            </w:pPr>
+            <w:r>
+              <w:rPr>
+                <w:rFonts w:ascii="Arial" w:cs="Arial" w:eastAsia="Arial" w:hAnsi="Arial"/>
+                <w:color w:val="14181D"/>
+                <w:sz w:val="16"/>
+                <w:szCs w:val="16"/>
+              </w:rPr>
+              <w:t xml:space="preserve">Or you work it out first.</w:t>
+            </w:r>
+          </w:p>
+        </w:tc>
+        <w:tc>
+          <w:tcPr>
+            <w:tcW w:type="dxa" w:w="2506"/>
+            <w:tcMar>
+              <w:top w:type="dxa" w:w="70"/>
+              <w:left w:type="dxa" w:w="110"/>
+              <w:bottom w:type="dxa" w:w="70"/>
+              <w:right w:type="dxa" w:w="110"/>
+            </w:tcMar>
+          </w:tcPr>
+          <w:p>
+            <w:pPr>
+              <w:spacing w:after="0" w:before="0" w:line="250"/>
+            </w:pPr>
+            <w:r>
+              <w:rPr>
+                <w:rFonts w:ascii="Arial" w:cs="Arial" w:eastAsia="Arial" w:hAnsi="Arial"/>
+                <w:color w:val="14181D"/>
+                <w:sz w:val="16"/>
+                <w:szCs w:val="16"/>
+              </w:rPr>
+              <w:t xml:space="preserve">Get the Diagnostic</w:t>
+            </w:r>
+          </w:p>
+        </w:tc>
+        <w:tc>
+          <w:tcPr>
+            <w:tcW w:type="dxa" w:w="1253"/>
+            <w:tcMar>
+              <w:top w:type="dxa" w:w="70"/>
+              <w:left w:type="dxa" w:w="110"/>
+              <w:bottom w:type="dxa" w:w="70"/>
+              <w:right w:type="dxa" w:w="110"/>
+            </w:tcMar>
+          </w:tcPr>
+          <w:p>
+            <w:pPr>
+              <w:spacing w:after="0" w:before="0" w:line="250"/>
+            </w:pPr>
+            <w:r>
+              <w:rPr>
+                <w:rFonts w:ascii="Arial" w:cs="Arial" w:eastAsia="Arial" w:hAnsi="Arial"/>
+                <w:color w:val="14181D"/>
+                <w:sz w:val="16"/>
+                <w:szCs w:val="16"/>
+              </w:rPr>
+              <w:t xml:space="preserve">Fixed fee</w:t>
+            </w:r>
+          </w:p>
+        </w:tc>
+        <w:tc>
+          <w:tcPr>
+            <w:tcW w:type="dxa" w:w="1796"/>
+            <w:tcMar>
+              <w:top w:type="dxa" w:w="70"/>
+              <w:left w:type="dxa" w:w="110"/>
+              <w:bottom w:type="dxa" w:w="70"/>
+              <w:right w:type="dxa" w:w="110"/>
+            </w:tcMar>
+          </w:tcPr>
+          <w:p>
+            <w:pPr>
+              <w:spacing w:after="0" w:before="0" w:line="250"/>
+            </w:pPr>
+            <w:r>
+              <w:rPr>
+                <w:rFonts w:ascii="Arial" w:cs="Arial" w:eastAsia="Arial" w:hAnsi="Arial"/>
+                <w:color w:val="14181D"/>
+                <w:sz w:val="16"/>
+                <w:szCs w:val="16"/>
+              </w:rPr>
+              <w:t xml:space="preserve">etablix.com/diagnostic-sample</w:t>
+            </w:r>
+          </w:p>
+        </w:tc>
+      </w:tr>
+    </w:tbl>
+    <w:p>
+      <w:pPr>
+        <w:spacing w:after="90" w:before="90" w:line="280"/>
+      </w:pPr>
+      <w:r>
+        <w:rPr>
+          <w:rFonts w:ascii="Arial" w:cs="Arial" w:eastAsia="Arial" w:hAnsi="Arial"/>
+          <w:b/>
+          <w:bCs/>
+          <w:color w:val="14181D"/>
+          <w:sz w:val="20"/>
+          <w:szCs w:val="20"/>
+        </w:rPr>
+        <w:t xml:space="preserve">Call to action button:</w:t>
+      </w:r>
+      <w:r>
+        <w:rPr>
+          <w:rFonts w:ascii="Arial" w:cs="Arial" w:eastAsia="Arial" w:hAnsi="Arial"/>
+          <w:color w:val="14181D"/>
+          <w:sz w:val="20"/>
+          <w:szCs w:val="20"/>
+        </w:rPr>
+        <w:t xml:space="preserve"> </w:t>
+      </w:r>
+      <w:r>
+        <w:rPr>
+          <w:rFonts w:ascii="Arial" w:cs="Arial" w:eastAsia="Arial" w:hAnsi="Arial"/>
+          <w:i/>
+          <w:iCs/>
+          <w:color w:val="14181D"/>
+          <w:sz w:val="20"/>
+          <w:szCs w:val="20"/>
+        </w:rPr>
+        <w:t xml:space="preserve">Learn more</w:t>
+      </w:r>
+      <w:r>
+        <w:rPr>
+          <w:rFonts w:ascii="Arial" w:cs="Arial" w:eastAsia="Arial" w:hAnsi="Arial"/>
+          <w:color w:val="14181D"/>
+          <w:sz w:val="20"/>
+          <w:szCs w:val="20"/>
+        </w:rPr>
+        <w:t xml:space="preserve">. Card 5 only — leave cards 1 to 4 with no button so the sequence reads as one argument rather than five pitches.</w:t>
+      </w:r>
+    </w:p>
+    <w:p>
+      <w:pPr>
+        <w:spacing w:after="90" w:before="90" w:line="280"/>
+      </w:pPr>
+      <w:r>
+        <w:rPr>
+          <w:rFonts w:ascii="Arial" w:cs="Arial" w:eastAsia="Arial" w:hAnsi="Arial"/>
+          <w:b/>
+          <w:bCs/>
+          <w:color w:val="14181D"/>
+          <w:sz w:val="20"/>
+          <w:szCs w:val="20"/>
+        </w:rPr>
+        <w:t xml:space="preserve">Card 5 is the only card that sells.</w:t>
+      </w:r>
+      <w:r>
+        <w:rPr>
+          <w:rFonts w:ascii="Arial" w:cs="Arial" w:eastAsia="Arial" w:hAnsi="Arial"/>
+          <w:color w:val="14181D"/>
+          <w:sz w:val="20"/>
+          <w:szCs w:val="20"/>
+        </w:rPr>
+        <w:t xml:space="preserve"> Cards 1 to 4 describe the reader's week. If a card has to be cut for length, cut card 3 — not card 4. Reinstatement is the line that makes a commercial reader stop.</w:t>
+      </w:r>
+    </w:p>
+    <w:p>
+      <w:pPr>
+        <w:pStyle w:val="Heading1"/>
+        <w:keepNext/>
+        <w:pBdr>
+          <w:bottom w:val="single" w:color="9C7A3C" w:sz="8" w:space="6"/>
+        </w:pBdr>
+        <w:spacing w:after="150" w:before="380"/>
+      </w:pPr>
+      <w:r>
+        <w:rPr>
+          <w:rFonts w:ascii="Arial" w:cs="Arial" w:eastAsia="Arial" w:hAnsi="Arial"/>
+          <w:b/>
+          <w:bCs/>
+          <w:color w:val="14181D"/>
+          <w:sz w:val="26"/>
+          <w:szCs w:val="26"/>
+        </w:rPr>
+        <w:t xml:space="preserve">Headline variants, if Meta rejects one for length</w:t>
+      </w:r>
+    </w:p>
+    <w:tbl>
+      <w:tblPr>
+        <w:tblW w:type="dxa" w:w="8300"/>
+        <w:tblBorders>
+          <w:top w:val="single" w:color="auto" w:sz="4"/>
+          <w:left w:val="single" w:color="auto" w:sz="4"/>
+          <w:bottom w:val="single" w:color="auto" w:sz="4"/>
+          <w:right w:val="single" w:color="auto" w:sz="4"/>
+          <w:insideH w:val="single" w:color="auto" w:sz="4"/>
+          <w:insideV w:val="single" w:color="auto" w:sz="4"/>
+        </w:tblBorders>
+      </w:tblPr>
+      <w:tblGrid>
+        <w:gridCol w:w="1383"/>
+        <w:gridCol w:w="6917"/>
+      </w:tblGrid>
+      <w:tr>
+        <w:trPr>
+          <w:tblHeader/>
+        </w:trPr>
+        <w:tc>
+          <w:tcPr>
+            <w:tcW w:type="dxa" w:w="1383"/>
+            <w:shd w:fill="14181D" w:color="auto" w:val="clear"/>
+            <w:tcMar>
+              <w:top w:type="dxa" w:w="70"/>
+              <w:left w:type="dxa" w:w="110"/>
+              <w:bottom w:type="dxa" w:w="70"/>
+              <w:right w:type="dxa" w:w="110"/>
+            </w:tcMar>
+          </w:tcPr>
+          <w:p>
+            <w:pPr>
+              <w:spacing w:after="0" w:before="0" w:line="250"/>
+            </w:pPr>
+            <w:r>
+              <w:rPr>
+                <w:rFonts w:ascii="Arial" w:cs="Arial" w:eastAsia="Arial" w:hAnsi="Arial"/>
+                <w:b/>
+                <w:bCs/>
+                <w:color w:val="FFFFFF"/>
+                <w:sz w:val="15"/>
+                <w:szCs w:val="15"/>
+              </w:rPr>
+              <w:t xml:space="preserve">Card</w:t>
+            </w:r>
+          </w:p>
+        </w:tc>
+        <w:tc>
+          <w:tcPr>
+            <w:tcW w:type="dxa" w:w="6917"/>
+            <w:shd w:fill="14181D" w:color="auto" w:val="clear"/>
+            <w:tcMar>
+              <w:top w:type="dxa" w:w="70"/>
+              <w:left w:type="dxa" w:w="110"/>
+              <w:bottom w:type="dxa" w:w="70"/>
+              <w:right w:type="dxa" w:w="110"/>
+            </w:tcMar>
+          </w:tcPr>
+          <w:p>
+            <w:pPr>
+              <w:spacing w:after="0" w:before="0" w:line="250"/>
+            </w:pPr>
+            <w:r>
+              <w:rPr>
+                <w:rFonts w:ascii="Arial" w:cs="Arial" w:eastAsia="Arial" w:hAnsi="Arial"/>
+                <w:b/>
+                <w:bCs/>
+                <w:color w:val="FFFFFF"/>
+                <w:sz w:val="15"/>
+                <w:szCs w:val="15"/>
+              </w:rPr>
+              <w:t xml:space="preserve">Shorter</w:t>
+            </w:r>
+          </w:p>
+        </w:tc>
+      </w:tr>
+      <w:tr>
+        <w:tc>
+          <w:tcPr>
+            <w:tcW w:type="dxa" w:w="1383"/>
+            <w:tcMar>
+              <w:top w:type="dxa" w:w="70"/>
+              <w:left w:type="dxa" w:w="110"/>
+              <w:bottom w:type="dxa" w:w="70"/>
+              <w:right w:type="dxa" w:w="110"/>
+            </w:tcMar>
+          </w:tcPr>
+          <w:p>
+            <w:pPr>
+              <w:spacing w:after="0" w:before="0" w:line="250"/>
+            </w:pPr>
+            <w:r>
+              <w:rPr>
+                <w:rFonts w:ascii="Arial" w:cs="Arial" w:eastAsia="Arial" w:hAnsi="Arial"/>
+                <w:color w:val="14181D"/>
+                <w:sz w:val="16"/>
+                <w:szCs w:val="16"/>
+              </w:rPr>
+              <w:t xml:space="preserve">1</w:t>
+            </w:r>
+          </w:p>
+        </w:tc>
+        <w:tc>
+          <w:tcPr>
+            <w:tcW w:type="dxa" w:w="6917"/>
+            <w:tcMar>
+              <w:top w:type="dxa" w:w="70"/>
+              <w:left w:type="dxa" w:w="110"/>
+              <w:bottom w:type="dxa" w:w="70"/>
+              <w:right w:type="dxa" w:w="110"/>
+            </w:tcMar>
+          </w:tcPr>
+          <w:p>
+            <w:pPr>
+              <w:spacing w:after="0" w:before="0" w:line="250"/>
+            </w:pPr>
+            <w:r>
+              <w:rPr>
+                <w:rFonts w:ascii="Arial" w:cs="Arial" w:eastAsia="Arial" w:hAnsi="Arial"/>
+                <w:color w:val="14181D"/>
+                <w:sz w:val="16"/>
+                <w:szCs w:val="16"/>
+              </w:rPr>
+              <w:t xml:space="preserve">Price it first</w:t>
+            </w:r>
+          </w:p>
+        </w:tc>
+      </w:tr>
+      <w:tr>
+        <w:tc>
+          <w:tcPr>
+            <w:tcW w:type="dxa" w:w="1383"/>
+            <w:shd w:fill="F2EFE7" w:color="auto" w:val="clear"/>
+            <w:tcMar>
+              <w:top w:type="dxa" w:w="70"/>
+              <w:left w:type="dxa" w:w="110"/>
+              <w:bottom w:type="dxa" w:w="70"/>
+              <w:right w:type="dxa" w:w="110"/>
+            </w:tcMar>
+          </w:tcPr>
+          <w:p>
+            <w:pPr>
+              <w:spacing w:after="0" w:before="0" w:line="250"/>
+            </w:pPr>
+            <w:r>
+              <w:rPr>
+                <w:rFonts w:ascii="Arial" w:cs="Arial" w:eastAsia="Arial" w:hAnsi="Arial"/>
+                <w:color w:val="14181D"/>
+                <w:sz w:val="16"/>
+                <w:szCs w:val="16"/>
+              </w:rPr>
+              <w:t xml:space="preserve">2</w:t>
+            </w:r>
+          </w:p>
+        </w:tc>
+        <w:tc>
+          <w:tcPr>
+            <w:tcW w:type="dxa" w:w="6917"/>
+            <w:shd w:fill="F2EFE7" w:color="auto" w:val="clear"/>
+            <w:tcMar>
+              <w:top w:type="dxa" w:w="70"/>
+              <w:left w:type="dxa" w:w="110"/>
+              <w:bottom w:type="dxa" w:w="70"/>
+              <w:right w:type="dxa" w:w="110"/>
+            </w:tcMar>
+          </w:tcPr>
+          <w:p>
+            <w:pPr>
+              <w:spacing w:after="0" w:before="0" w:line="250"/>
+            </w:pPr>
+            <w:r>
+              <w:rPr>
+                <w:rFonts w:ascii="Arial" w:cs="Arial" w:eastAsia="Arial" w:hAnsi="Arial"/>
+                <w:color w:val="14181D"/>
+                <w:sz w:val="16"/>
+                <w:szCs w:val="16"/>
+              </w:rPr>
+              <w:t xml:space="preserve">Welfare, unopened</w:t>
+            </w:r>
+          </w:p>
+        </w:tc>
+      </w:tr>
+      <w:tr>
+        <w:tc>
+          <w:tcPr>
+            <w:tcW w:type="dxa" w:w="1383"/>
+            <w:tcMar>
+              <w:top w:type="dxa" w:w="70"/>
+              <w:left w:type="dxa" w:w="110"/>
+              <w:bottom w:type="dxa" w:w="70"/>
+              <w:right w:type="dxa" w:w="110"/>
+            </w:tcMar>
+          </w:tcPr>
+          <w:p>
+            <w:pPr>
+              <w:spacing w:after="0" w:before="0" w:line="250"/>
+            </w:pPr>
+            <w:r>
+              <w:rPr>
+                <w:rFonts w:ascii="Arial" w:cs="Arial" w:eastAsia="Arial" w:hAnsi="Arial"/>
+                <w:color w:val="14181D"/>
+                <w:sz w:val="16"/>
+                <w:szCs w:val="16"/>
+              </w:rPr>
+              <w:t xml:space="preserve">3</w:t>
+            </w:r>
+          </w:p>
+        </w:tc>
+        <w:tc>
+          <w:tcPr>
+            <w:tcW w:type="dxa" w:w="6917"/>
+            <w:tcMar>
+              <w:top w:type="dxa" w:w="70"/>
+              <w:left w:type="dxa" w:w="110"/>
+              <w:bottom w:type="dxa" w:w="70"/>
+              <w:right w:type="dxa" w:w="110"/>
+            </w:tcMar>
+          </w:tcPr>
+          <w:p>
+            <w:pPr>
+              <w:spacing w:after="0" w:before="0" w:line="250"/>
+            </w:pPr>
+            <w:r>
+              <w:rPr>
+                <w:rFonts w:ascii="Arial" w:cs="Arial" w:eastAsia="Arial" w:hAnsi="Arial"/>
+                <w:color w:val="14181D"/>
+                <w:sz w:val="16"/>
+                <w:szCs w:val="16"/>
+              </w:rPr>
+              <w:t xml:space="preserve">Nobody counts it</w:t>
+            </w:r>
+          </w:p>
+        </w:tc>
+      </w:tr>
+      <w:tr>
+        <w:tc>
+          <w:tcPr>
+            <w:tcW w:type="dxa" w:w="1383"/>
+            <w:shd w:fill="F2EFE7" w:color="auto" w:val="clear"/>
+            <w:tcMar>
+              <w:top w:type="dxa" w:w="70"/>
+              <w:left w:type="dxa" w:w="110"/>
+              <w:bottom w:type="dxa" w:w="70"/>
+              <w:right w:type="dxa" w:w="110"/>
+            </w:tcMar>
+          </w:tcPr>
+          <w:p>
+            <w:pPr>
+              <w:spacing w:after="0" w:before="0" w:line="250"/>
+            </w:pPr>
+            <w:r>
+              <w:rPr>
+                <w:rFonts w:ascii="Arial" w:cs="Arial" w:eastAsia="Arial" w:hAnsi="Arial"/>
+                <w:color w:val="14181D"/>
+                <w:sz w:val="16"/>
+                <w:szCs w:val="16"/>
+              </w:rPr>
+              <w:t xml:space="preserve">4</w:t>
+            </w:r>
+          </w:p>
+        </w:tc>
+        <w:tc>
+          <w:tcPr>
+            <w:tcW w:type="dxa" w:w="6917"/>
+            <w:shd w:fill="F2EFE7" w:color="auto" w:val="clear"/>
+            <w:tcMar>
+              <w:top w:type="dxa" w:w="70"/>
+              <w:left w:type="dxa" w:w="110"/>
+              <w:bottom w:type="dxa" w:w="70"/>
+              <w:right w:type="dxa" w:w="110"/>
+            </w:tcMar>
+          </w:tcPr>
+          <w:p>
+            <w:pPr>
+              <w:spacing w:after="0" w:before="0" w:line="250"/>
+            </w:pPr>
+            <w:r>
+              <w:rPr>
+                <w:rFonts w:ascii="Arial" w:cs="Arial" w:eastAsia="Arial" w:hAnsi="Arial"/>
+                <w:color w:val="14181D"/>
+                <w:sz w:val="16"/>
+                <w:szCs w:val="16"/>
+              </w:rPr>
+              <w:t xml:space="preserve">Handback is contractual</w:t>
+            </w:r>
+          </w:p>
+        </w:tc>
+      </w:tr>
+      <w:tr>
+        <w:tc>
+          <w:tcPr>
+            <w:tcW w:type="dxa" w:w="1383"/>
+            <w:tcMar>
+              <w:top w:type="dxa" w:w="70"/>
+              <w:left w:type="dxa" w:w="110"/>
+              <w:bottom w:type="dxa" w:w="70"/>
+              <w:right w:type="dxa" w:w="110"/>
+            </w:tcMar>
+          </w:tcPr>
+          <w:p>
+            <w:pPr>
+              <w:spacing w:after="0" w:before="0" w:line="250"/>
+            </w:pPr>
+            <w:r>
+              <w:rPr>
+                <w:rFonts w:ascii="Arial" w:cs="Arial" w:eastAsia="Arial" w:hAnsi="Arial"/>
+                <w:color w:val="14181D"/>
+                <w:sz w:val="16"/>
+                <w:szCs w:val="16"/>
+              </w:rPr>
+              <w:t xml:space="preserve">5</w:t>
+            </w:r>
+          </w:p>
+        </w:tc>
+        <w:tc>
+          <w:tcPr>
+            <w:tcW w:type="dxa" w:w="6917"/>
+            <w:tcMar>
+              <w:top w:type="dxa" w:w="70"/>
+              <w:left w:type="dxa" w:w="110"/>
+              <w:bottom w:type="dxa" w:w="70"/>
+              <w:right w:type="dxa" w:w="110"/>
+            </w:tcMar>
+          </w:tcPr>
+          <w:p>
+            <w:pPr>
+              <w:spacing w:after="0" w:before="0" w:line="250"/>
+            </w:pPr>
+            <w:r>
+              <w:rPr>
+                <w:rFonts w:ascii="Arial" w:cs="Arial" w:eastAsia="Arial" w:hAnsi="Arial"/>
+                <w:color w:val="14181D"/>
+                <w:sz w:val="16"/>
+                <w:szCs w:val="16"/>
+              </w:rPr>
+              <w:t xml:space="preserve">See the Diagnostic</w:t>
+            </w:r>
+          </w:p>
+        </w:tc>
+      </w:tr>
+    </w:tbl>
+    <w:p>
+      <w:pPr>
+        <w:pStyle w:val="Heading1"/>
+        <w:keepNext/>
+        <w:pBdr>
+          <w:bottom w:val="single" w:color="9C7A3C" w:sz="8" w:space="6"/>
+        </w:pBdr>
+        <w:spacing w:after="150" w:before="380"/>
+      </w:pPr>
+      <w:r>
+        <w:rPr>
+          <w:rFonts w:ascii="Arial" w:cs="Arial" w:eastAsia="Arial" w:hAnsi="Arial"/>
+          <w:b/>
+          <w:bCs/>
+          <w:color w:val="14181D"/>
+          <w:sz w:val="26"/>
+          <w:szCs w:val="26"/>
+        </w:rPr>
+        <w:t xml:space="preserve">What this copy deliberately does not say</w:t>
+      </w:r>
+    </w:p>
+    <w:p>
+      <w:pPr>
+        <w:spacing w:after="90" w:before="90" w:line="280"/>
+      </w:pPr>
+      <w:r>
+        <w:rPr>
+          <w:rFonts w:ascii="Arial" w:cs="Arial" w:eastAsia="Arial" w:hAnsi="Arial"/>
+          <w:color w:val="14181D"/>
+          <w:sz w:val="20"/>
+          <w:szCs w:val="20"/>
+        </w:rPr>
+        <w:t xml:space="preserve">No price. "Fixed scope, fixed fee" is as far as it goes, and the figure is given on a call. No statistic, no case study, no client name, no testimonial — none exists that can be used. No scheme is named and no former employer is named, anywhere, ever. No accreditation is claimed. Nothing in it implies a CDM 2015 Principal Contractor or Principal Designer appointment. And nowhere does it suggest a main contractor does this badly: the argument is that the work falls due at bid stage, when nobody has the time.</w:t>
       </w:r>
     </w:p>
     <w:sectPr>
